--- a/templates/ForwarderReport.docx
+++ b/templates/ForwarderReport.docx
@@ -56,24 +56,265 @@
         </w:rPr>
       </w:pPr>
     </w:p>
-    <w:p>
-      <w:pPr>
-        <w:jc w:val="both"/>
-        <w:rPr>
-          <w:rFonts w:ascii="Times New Roman" w:hAnsi="Times New Roman" w:cs="Times New Roman"/>
-          <w:sz w:val="28"/>
-          <w:szCs w:val="28"/>
-        </w:rPr>
-      </w:pPr>
-      <w:r>
-        <w:rPr>
-          <w:rFonts w:ascii="Times New Roman" w:hAnsi="Times New Roman" w:cs="Times New Roman"/>
-          <w:sz w:val="28"/>
-          <w:szCs w:val="28"/>
-        </w:rPr>
-        <w:t>м.</w:t>
-      </w:r>
-      <w:r>
+    <w:tbl>
+      <w:tblPr>
+        <w:tblStyle w:val="TableGrid"/>
+        <w:tblW w:w="0" w:type="auto"/>
+        <w:tblBorders>
+          <w:top w:val="none" w:sz="0" w:space="0" w:color="auto"/>
+          <w:left w:val="none" w:sz="0" w:space="0" w:color="auto"/>
+          <w:bottom w:val="none" w:sz="0" w:space="0" w:color="auto"/>
+          <w:right w:val="none" w:sz="0" w:space="0" w:color="auto"/>
+          <w:insideH w:val="none" w:sz="0" w:space="0" w:color="auto"/>
+          <w:insideV w:val="none" w:sz="0" w:space="0" w:color="auto"/>
+        </w:tblBorders>
+        <w:tblLook w:val="04A0" w:firstRow="1" w:lastRow="0" w:firstColumn="1" w:lastColumn="0" w:noHBand="0" w:noVBand="1"/>
+      </w:tblPr>
+      <w:tblGrid>
+        <w:gridCol w:w="4508"/>
+        <w:gridCol w:w="4508"/>
+      </w:tblGrid>
+      <w:tr>
+        <w:tc>
+          <w:tcPr>
+            <w:tcW w:w="4508" w:type="dxa"/>
+          </w:tcPr>
+          <w:p>
+            <w:pPr>
+              <w:jc w:val="both"/>
+              <w:rPr>
+                <w:rFonts w:ascii="Times New Roman" w:hAnsi="Times New Roman" w:cs="Times New Roman"/>
+                <w:sz w:val="28"/>
+                <w:szCs w:val="28"/>
+              </w:rPr>
+            </w:pPr>
+            <w:r>
+              <w:rPr>
+                <w:rFonts w:ascii="Times New Roman" w:hAnsi="Times New Roman" w:cs="Times New Roman"/>
+                <w:sz w:val="28"/>
+                <w:szCs w:val="28"/>
+              </w:rPr>
+              <w:t>м.</w:t>
+            </w:r>
+            <w:r>
+              <w:t xml:space="preserve"> </w:t>
+            </w:r>
+            <w:r>
+              <w:rPr>
+                <w:rFonts w:ascii="Times New Roman" w:hAnsi="Times New Roman" w:cs="Times New Roman"/>
+                <w:sz w:val="28"/>
+                <w:szCs w:val="28"/>
+              </w:rPr>
+              <w:t>{forwarderReportCity}</w:t>
+            </w:r>
+            <w:r>
+              <w:rPr>
+                <w:rFonts w:ascii="Times New Roman" w:hAnsi="Times New Roman" w:cs="Times New Roman"/>
+                <w:sz w:val="28"/>
+                <w:szCs w:val="28"/>
+              </w:rPr>
+              <w:t xml:space="preserve">    </w:t>
+            </w:r>
+          </w:p>
+        </w:tc>
+        <w:tc>
+          <w:tcPr>
+            <w:tcW w:w="4508" w:type="dxa"/>
+          </w:tcPr>
+          <w:p>
+            <w:pPr>
+              <w:jc w:val="right"/>
+              <w:rPr>
+                <w:rFonts w:ascii="Times New Roman" w:hAnsi="Times New Roman" w:cs="Times New Roman"/>
+                <w:sz w:val="28"/>
+                <w:szCs w:val="28"/>
+              </w:rPr>
+            </w:pPr>
+            <w:r>
+              <w:rPr>
+                <w:rFonts w:ascii="Times New Roman" w:hAnsi="Times New Roman" w:cs="Times New Roman"/>
+                <w:sz w:val="28"/>
+                <w:szCs w:val="28"/>
+              </w:rPr>
+              <w:t>{forwarderReportDate}</w:t>
+            </w:r>
+          </w:p>
+        </w:tc>
+      </w:tr>
+    </w:tbl>
+    <w:p>
+      <w:pPr>
+        <w:jc w:val="both"/>
+        <w:rPr>
+          <w:rFonts w:ascii="Times New Roman" w:hAnsi="Times New Roman" w:cs="Times New Roman"/>
+          <w:sz w:val="28"/>
+          <w:szCs w:val="28"/>
+          <w:lang w:val="uk-UA"/>
+        </w:rPr>
+      </w:pPr>
+      <w:r>
+        <w:rPr>
+          <w:rFonts w:ascii="Times New Roman" w:hAnsi="Times New Roman" w:cs="Times New Roman"/>
+          <w:sz w:val="28"/>
+          <w:szCs w:val="28"/>
+        </w:rPr>
+        <w:t xml:space="preserve">                </w:t>
+      </w:r>
+      <w:r>
+        <w:rPr>
+          <w:rFonts w:ascii="Times New Roman" w:hAnsi="Times New Roman" w:cs="Times New Roman"/>
+          <w:sz w:val="28"/>
+          <w:szCs w:val="28"/>
+          <w:lang w:val="uk-UA"/>
+        </w:rPr>
+        <w:t xml:space="preserve">                  </w:t>
+      </w:r>
+    </w:p>
+    <w:p>
+      <w:pPr>
+        <w:jc w:val="both"/>
+        <w:rPr>
+          <w:rFonts w:ascii="Times New Roman" w:hAnsi="Times New Roman" w:cs="Times New Roman"/>
+          <w:sz w:val="28"/>
+          <w:szCs w:val="28"/>
+        </w:rPr>
+      </w:pPr>
+    </w:p>
+    <w:p>
+      <w:pPr>
+        <w:jc w:val="both"/>
+        <w:rPr>
+          <w:rFonts w:ascii="Times New Roman" w:hAnsi="Times New Roman" w:cs="Times New Roman"/>
+          <w:sz w:val="28"/>
+          <w:szCs w:val="28"/>
+        </w:rPr>
+      </w:pPr>
+    </w:p>
+    <w:p>
+      <w:pPr>
+        <w:rPr>
+          <w:rFonts w:ascii="Times New Roman" w:hAnsi="Times New Roman" w:cs="Times New Roman"/>
+          <w:sz w:val="28"/>
+          <w:szCs w:val="28"/>
+        </w:rPr>
+      </w:pPr>
+      <w:r>
+        <w:rPr>
+          <w:rFonts w:ascii="Times New Roman" w:hAnsi="Times New Roman" w:cs="Times New Roman"/>
+          <w:sz w:val="28"/>
+          <w:szCs w:val="28"/>
+        </w:rPr>
+        <w:t>Цей Звіт складено Фізичною особою-підприємцем</w:t>
+      </w:r>
+      <w:r>
+        <w:rPr>
+          <w:rFonts w:ascii="Times New Roman" w:hAnsi="Times New Roman" w:cs="Times New Roman"/>
+          <w:sz w:val="28"/>
+          <w:szCs w:val="28"/>
+          <w:lang w:val="uk-UA"/>
+        </w:rPr>
+        <w:t xml:space="preserve"> Дорош Ігорем Григоровичем </w:t>
+      </w:r>
+      <w:r>
+        <w:rPr>
+          <w:rFonts w:ascii="Times New Roman" w:hAnsi="Times New Roman" w:cs="Times New Roman"/>
+          <w:sz w:val="28"/>
+          <w:szCs w:val="28"/>
+        </w:rPr>
+        <w:t xml:space="preserve">(надалі — Експедитор), що діє на підставі </w:t>
+      </w:r>
+      <w:r>
+        <w:rPr>
+          <w:rFonts w:ascii="Times New Roman" w:hAnsi="Times New Roman" w:cs="Times New Roman"/>
+          <w:sz w:val="28"/>
+          <w:szCs w:val="28"/>
+          <w:lang w:val="uk-UA"/>
+        </w:rPr>
+        <w:t>Витягу</w:t>
+      </w:r>
+      <w:r>
+        <w:rPr>
+          <w:rFonts w:ascii="Times New Roman" w:hAnsi="Times New Roman" w:cs="Times New Roman"/>
+          <w:sz w:val="28"/>
+          <w:szCs w:val="28"/>
+        </w:rPr>
+        <w:t xml:space="preserve"> з ЄДР, про виконання доручення Замовника за </w:t>
+      </w:r>
+      <w:r>
+        <w:rPr>
+          <w:rFonts w:ascii="Times New Roman" w:hAnsi="Times New Roman" w:cs="Times New Roman"/>
+          <w:sz w:val="28"/>
+          <w:szCs w:val="28"/>
+        </w:rPr>
+        <w:t>{customerOrderDetails}</w:t>
+      </w:r>
+    </w:p>
+    <w:p>
+      <w:pPr>
+        <w:rPr>
+          <w:rFonts w:ascii="Times New Roman" w:hAnsi="Times New Roman" w:cs="Times New Roman"/>
+          <w:sz w:val="28"/>
+          <w:szCs w:val="28"/>
+        </w:rPr>
+      </w:pPr>
+      <w:r>
+        <w:rPr>
+          <w:rFonts w:ascii="Times New Roman" w:hAnsi="Times New Roman" w:cs="Times New Roman"/>
+          <w:sz w:val="28"/>
+          <w:szCs w:val="28"/>
+        </w:rPr>
+        <w:t>1. Дані про перевезення:</w:t>
+      </w:r>
+    </w:p>
+    <w:p>
+      <w:pPr>
+        <w:rPr>
+          <w:rFonts w:ascii="Times New Roman" w:hAnsi="Times New Roman" w:cs="Times New Roman"/>
+          <w:sz w:val="28"/>
+          <w:szCs w:val="28"/>
+        </w:rPr>
+      </w:pPr>
+      <w:r>
+        <w:rPr>
+          <w:rFonts w:ascii="Times New Roman" w:hAnsi="Times New Roman" w:cs="Times New Roman"/>
+          <w:sz w:val="28"/>
+          <w:szCs w:val="28"/>
+        </w:rPr>
+        <w:t xml:space="preserve">• Маршрут перевезення: </w:t>
+      </w:r>
+      <w:r>
+        <w:rPr>
+          <w:rFonts w:ascii="Times New Roman" w:hAnsi="Times New Roman" w:cs="Times New Roman"/>
+          <w:sz w:val="28"/>
+          <w:szCs w:val="28"/>
+        </w:rPr>
+        <w:t>{route}</w:t>
+      </w:r>
+    </w:p>
+    <w:p>
+      <w:pPr>
+        <w:rPr>
+          <w:rFonts w:ascii="Times New Roman" w:hAnsi="Times New Roman" w:cs="Times New Roman"/>
+          <w:sz w:val="28"/>
+          <w:szCs w:val="28"/>
+          <w:lang w:val="uk-UA"/>
+        </w:rPr>
+      </w:pPr>
+      <w:r>
+        <w:rPr>
+          <w:rFonts w:ascii="Times New Roman" w:hAnsi="Times New Roman" w:cs="Times New Roman"/>
+          <w:sz w:val="28"/>
+          <w:szCs w:val="28"/>
+        </w:rPr>
+        <w:t>• Вантаж:</w:t>
+      </w:r>
+      <w:r>
+        <w:rPr>
+          <w:rFonts w:ascii="Times New Roman" w:hAnsi="Times New Roman" w:cs="Times New Roman"/>
+          <w:sz w:val="28"/>
+          <w:szCs w:val="28"/>
+          <w:lang w:val="uk-UA"/>
+        </w:rPr>
         <w:t xml:space="preserve"> </w:t>
       </w:r>
       <w:r>
@@ -82,69 +323,25 @@
           <w:sz w:val="28"/>
           <w:szCs w:val="28"/>
         </w:rPr>
-        <w:t>{forwarderReportCity}</w:t>
-      </w:r>
-      <w:r>
-        <w:rPr>
-          <w:rFonts w:ascii="Times New Roman" w:hAnsi="Times New Roman" w:cs="Times New Roman"/>
-          <w:sz w:val="28"/>
-          <w:szCs w:val="28"/>
-        </w:rPr>
-        <w:t xml:space="preserve">                                   </w:t>
-      </w:r>
-      <w:r>
+        <w:t>{cargoDetails}</w:t>
+      </w:r>
+    </w:p>
+    <w:p>
+      <w:pPr>
         <w:rPr>
           <w:rFonts w:ascii="Times New Roman" w:hAnsi="Times New Roman" w:cs="Times New Roman"/>
           <w:sz w:val="28"/>
           <w:szCs w:val="28"/>
           <w:lang w:val="uk-UA"/>
         </w:rPr>
-        <w:t xml:space="preserve">                  </w:t>
-      </w:r>
-      <w:r>
-        <w:rPr>
-          <w:rFonts w:ascii="Times New Roman" w:hAnsi="Times New Roman" w:cs="Times New Roman"/>
-          <w:sz w:val="28"/>
-          <w:szCs w:val="28"/>
-        </w:rPr>
-        <w:t>{forwarderReportDate}</w:t>
-      </w:r>
-    </w:p>
-    <w:p>
-      <w:pPr>
-        <w:jc w:val="both"/>
-        <w:rPr>
-          <w:rFonts w:ascii="Times New Roman" w:hAnsi="Times New Roman" w:cs="Times New Roman"/>
-          <w:sz w:val="28"/>
-          <w:szCs w:val="28"/>
-        </w:rPr>
-      </w:pPr>
-    </w:p>
-    <w:p>
-      <w:pPr>
-        <w:jc w:val="both"/>
-        <w:rPr>
-          <w:rFonts w:ascii="Times New Roman" w:hAnsi="Times New Roman" w:cs="Times New Roman"/>
-          <w:sz w:val="28"/>
-          <w:szCs w:val="28"/>
-        </w:rPr>
-      </w:pPr>
-    </w:p>
-    <w:p>
-      <w:pPr>
-        <w:rPr>
-          <w:rFonts w:ascii="Times New Roman" w:hAnsi="Times New Roman" w:cs="Times New Roman"/>
-          <w:sz w:val="28"/>
-          <w:szCs w:val="28"/>
-        </w:rPr>
-      </w:pPr>
-      <w:r>
-        <w:rPr>
-          <w:rFonts w:ascii="Times New Roman" w:hAnsi="Times New Roman" w:cs="Times New Roman"/>
-          <w:sz w:val="28"/>
-          <w:szCs w:val="28"/>
-        </w:rPr>
-        <w:t>Цей Звіт складено Фізичною особою-підприємцем</w:t>
+      </w:pPr>
+      <w:r>
+        <w:rPr>
+          <w:rFonts w:ascii="Times New Roman" w:hAnsi="Times New Roman" w:cs="Times New Roman"/>
+          <w:sz w:val="28"/>
+          <w:szCs w:val="28"/>
+        </w:rPr>
+        <w:t>• Автомобіль (марка, держ. номер тягача/причепа):</w:t>
       </w:r>
       <w:r>
         <w:rPr>
@@ -153,108 +350,234 @@
           <w:szCs w:val="28"/>
           <w:lang w:val="uk-UA"/>
         </w:rPr>
-        <w:t xml:space="preserve"> Дорош Ігорем Григоровичем </w:t>
-      </w:r>
-      <w:r>
-        <w:rPr>
-          <w:rFonts w:ascii="Times New Roman" w:hAnsi="Times New Roman" w:cs="Times New Roman"/>
-          <w:sz w:val="28"/>
-          <w:szCs w:val="28"/>
-        </w:rPr>
-        <w:t xml:space="preserve">(надалі — Експедитор), що діє на підставі </w:t>
-      </w:r>
-      <w:r>
+        <w:t xml:space="preserve"> </w:t>
+      </w:r>
+      <w:r>
+        <w:rPr>
+          <w:rFonts w:ascii="Times New Roman" w:hAnsi="Times New Roman" w:cs="Times New Roman"/>
+          <w:sz w:val="28"/>
+          <w:szCs w:val="28"/>
+        </w:rPr>
+        <w:t>{vehicleDetails}</w:t>
+      </w:r>
+    </w:p>
+    <w:p>
+      <w:pPr>
+        <w:rPr>
+          <w:rFonts w:ascii="Times New Roman" w:hAnsi="Times New Roman" w:cs="Times New Roman"/>
+          <w:sz w:val="28"/>
+          <w:szCs w:val="28"/>
+        </w:rPr>
+      </w:pPr>
+      <w:r>
+        <w:rPr>
+          <w:rFonts w:ascii="Times New Roman" w:hAnsi="Times New Roman" w:cs="Times New Roman"/>
+          <w:sz w:val="28"/>
+          <w:szCs w:val="28"/>
+        </w:rPr>
+        <w:t xml:space="preserve">• Фактичний Перевізник: </w:t>
+      </w:r>
+      <w:r>
+        <w:rPr>
+          <w:rFonts w:ascii="Times New Roman" w:hAnsi="Times New Roman" w:cs="Times New Roman"/>
+          <w:sz w:val="28"/>
+          <w:szCs w:val="28"/>
+        </w:rPr>
+        <w:t>{actualCarrierCompany}</w:t>
+      </w:r>
+    </w:p>
+    <w:p>
+      <w:pPr>
+        <w:jc w:val="both"/>
+        <w:rPr>
+          <w:rFonts w:ascii="Times New Roman" w:hAnsi="Times New Roman" w:cs="Times New Roman"/>
+          <w:sz w:val="28"/>
+          <w:szCs w:val="28"/>
+        </w:rPr>
+      </w:pPr>
+    </w:p>
+    <w:p>
+      <w:pPr>
+        <w:jc w:val="both"/>
+        <w:rPr>
+          <w:rFonts w:ascii="Times New Roman" w:hAnsi="Times New Roman" w:cs="Times New Roman"/>
+          <w:sz w:val="28"/>
+          <w:szCs w:val="28"/>
+        </w:rPr>
+      </w:pPr>
+      <w:r>
+        <w:rPr>
+          <w:rFonts w:ascii="Times New Roman" w:hAnsi="Times New Roman" w:cs="Times New Roman"/>
+          <w:sz w:val="28"/>
+          <w:szCs w:val="28"/>
+        </w:rPr>
+        <w:t>2. Фінансові показники за рейсом:</w:t>
+      </w:r>
+    </w:p>
+    <w:p>
+      <w:pPr>
+        <w:jc w:val="both"/>
         <w:rPr>
           <w:rFonts w:ascii="Times New Roman" w:hAnsi="Times New Roman" w:cs="Times New Roman"/>
           <w:sz w:val="28"/>
           <w:szCs w:val="28"/>
           <w:lang w:val="uk-UA"/>
         </w:rPr>
-        <w:t>Витягу</w:t>
-      </w:r>
-      <w:r>
-        <w:rPr>
-          <w:rFonts w:ascii="Times New Roman" w:hAnsi="Times New Roman" w:cs="Times New Roman"/>
-          <w:sz w:val="28"/>
-          <w:szCs w:val="28"/>
-        </w:rPr>
-        <w:t xml:space="preserve"> з ЄДР, про виконання доручення Замовника за </w:t>
-      </w:r>
-      <w:r>
-        <w:rPr>
-          <w:rFonts w:ascii="Times New Roman" w:hAnsi="Times New Roman" w:cs="Times New Roman"/>
-          <w:sz w:val="28"/>
-          <w:szCs w:val="28"/>
-        </w:rPr>
-        <w:t>{customerOrderDetails}</w:t>
-      </w:r>
-    </w:p>
-    <w:p>
-      <w:pPr>
-        <w:rPr>
-          <w:rFonts w:ascii="Times New Roman" w:hAnsi="Times New Roman" w:cs="Times New Roman"/>
-          <w:sz w:val="28"/>
-          <w:szCs w:val="28"/>
-        </w:rPr>
-      </w:pPr>
-      <w:r>
-        <w:rPr>
-          <w:rFonts w:ascii="Times New Roman" w:hAnsi="Times New Roman" w:cs="Times New Roman"/>
-          <w:sz w:val="28"/>
-          <w:szCs w:val="28"/>
-        </w:rPr>
-        <w:t>1. Дані про перевезення:</w:t>
-      </w:r>
-    </w:p>
-    <w:p>
-      <w:pPr>
-        <w:rPr>
-          <w:rFonts w:ascii="Times New Roman" w:hAnsi="Times New Roman" w:cs="Times New Roman"/>
-          <w:sz w:val="28"/>
-          <w:szCs w:val="28"/>
-        </w:rPr>
-      </w:pPr>
-      <w:r>
-        <w:rPr>
-          <w:rFonts w:ascii="Times New Roman" w:hAnsi="Times New Roman" w:cs="Times New Roman"/>
-          <w:sz w:val="28"/>
-          <w:szCs w:val="28"/>
-        </w:rPr>
-        <w:t xml:space="preserve">• Маршрут перевезення: </w:t>
-      </w:r>
-      <w:r>
-        <w:rPr>
-          <w:rFonts w:ascii="Times New Roman" w:hAnsi="Times New Roman" w:cs="Times New Roman"/>
-          <w:sz w:val="28"/>
-          <w:szCs w:val="28"/>
-        </w:rPr>
-        <w:t>{route}</w:t>
-      </w:r>
-    </w:p>
-    <w:p>
-      <w:pPr>
+      </w:pPr>
+      <w:r>
+        <w:rPr>
+          <w:rFonts w:ascii="Times New Roman" w:hAnsi="Times New Roman" w:cs="Times New Roman"/>
+          <w:sz w:val="28"/>
+          <w:szCs w:val="28"/>
+        </w:rPr>
+        <w:t xml:space="preserve">• Загальна вартість послуг, отримана від Замовника за організацію перевезення відповідно до Акта наданих послуг </w:t>
+      </w:r>
+      <w:r>
+        <w:rPr>
+          <w:rFonts w:ascii="Times New Roman" w:hAnsi="Times New Roman" w:cs="Times New Roman"/>
+          <w:sz w:val="28"/>
+          <w:szCs w:val="28"/>
+        </w:rPr>
+        <w:t>{actDate}</w:t>
+      </w:r>
+    </w:p>
+    <w:p>
+      <w:pPr>
+        <w:jc w:val="both"/>
+        <w:rPr>
+          <w:rFonts w:ascii="Times New Roman" w:hAnsi="Times New Roman" w:cs="Times New Roman"/>
+          <w:sz w:val="28"/>
+          <w:szCs w:val="28"/>
+        </w:rPr>
+      </w:pPr>
+      <w:r>
+        <w:rPr>
+          <w:rFonts w:ascii="Times New Roman" w:hAnsi="Times New Roman" w:cs="Times New Roman"/>
+          <w:sz w:val="28"/>
+          <w:szCs w:val="28"/>
+        </w:rPr>
+        <w:t xml:space="preserve">  Сума: </w:t>
+      </w:r>
+      <w:r>
+        <w:rPr>
+          <w:rFonts w:ascii="Times New Roman" w:hAnsi="Times New Roman" w:cs="Times New Roman"/>
+          <w:sz w:val="28"/>
+          <w:szCs w:val="28"/>
+        </w:rPr>
+        <w:t>{customerServiceAmount}</w:t>
+      </w:r>
+      <w:r>
         <w:rPr>
           <w:rFonts w:ascii="Times New Roman" w:hAnsi="Times New Roman" w:cs="Times New Roman"/>
           <w:sz w:val="28"/>
           <w:szCs w:val="28"/>
           <w:lang w:val="uk-UA"/>
         </w:rPr>
-      </w:pPr>
-      <w:r>
-        <w:rPr>
-          <w:rFonts w:ascii="Times New Roman" w:hAnsi="Times New Roman" w:cs="Times New Roman"/>
-          <w:sz w:val="28"/>
-          <w:szCs w:val="28"/>
-        </w:rPr>
-        <w:t>• Вантаж:</w:t>
-      </w:r>
-      <w:r>
+        <w:t xml:space="preserve"> </w:t>
+      </w:r>
+      <w:r>
+        <w:rPr>
+          <w:rFonts w:ascii="Times New Roman" w:hAnsi="Times New Roman" w:cs="Times New Roman"/>
+          <w:sz w:val="28"/>
+          <w:szCs w:val="28"/>
+        </w:rPr>
+        <w:t>грн. (</w:t>
+      </w:r>
+      <w:r>
+        <w:rPr>
+          <w:rFonts w:ascii="Times New Roman" w:hAnsi="Times New Roman" w:cs="Times New Roman"/>
+          <w:sz w:val="28"/>
+          <w:szCs w:val="28"/>
+        </w:rPr>
+        <w:t>{customerServiceAmountWords}</w:t>
+      </w:r>
+      <w:r>
+        <w:rPr>
+          <w:rFonts w:ascii="Times New Roman" w:hAnsi="Times New Roman" w:cs="Times New Roman"/>
+          <w:sz w:val="28"/>
+          <w:szCs w:val="28"/>
+        </w:rPr>
+        <w:t>), без ПДВ.</w:t>
+      </w:r>
+    </w:p>
+    <w:p>
+      <w:pPr>
+        <w:jc w:val="both"/>
+        <w:rPr>
+          <w:rFonts w:ascii="Times New Roman" w:hAnsi="Times New Roman" w:cs="Times New Roman"/>
+          <w:sz w:val="28"/>
+          <w:szCs w:val="28"/>
+        </w:rPr>
+      </w:pPr>
+    </w:p>
+    <w:p>
+      <w:pPr>
+        <w:jc w:val="both"/>
         <w:rPr>
           <w:rFonts w:ascii="Times New Roman" w:hAnsi="Times New Roman" w:cs="Times New Roman"/>
           <w:sz w:val="28"/>
           <w:szCs w:val="28"/>
           <w:lang w:val="uk-UA"/>
         </w:rPr>
+      </w:pPr>
+      <w:r>
+        <w:rPr>
+          <w:rFonts w:ascii="Times New Roman" w:hAnsi="Times New Roman" w:cs="Times New Roman"/>
+          <w:sz w:val="28"/>
+          <w:szCs w:val="28"/>
+        </w:rPr>
+        <w:t xml:space="preserve">• Транзитні кошти (витрати на оплату послуг залученого фактичного Перевізника) відповідно до Акта виконаних робіт </w:t>
+      </w:r>
+      <w:r>
+        <w:rPr>
+          <w:rFonts w:ascii="Times New Roman" w:hAnsi="Times New Roman" w:cs="Times New Roman"/>
+          <w:sz w:val="28"/>
+          <w:szCs w:val="28"/>
+        </w:rPr>
+        <w:t>{carrierActDetails}</w:t>
+      </w:r>
+      <w:r>
+        <w:rPr>
+          <w:rFonts w:ascii="Times New Roman" w:hAnsi="Times New Roman" w:cs="Times New Roman"/>
+          <w:sz w:val="28"/>
+          <w:szCs w:val="28"/>
+          <w:lang w:val="uk-UA"/>
+        </w:rPr>
+        <w:t>.</w:t>
+      </w:r>
+    </w:p>
+    <w:p>
+      <w:pPr>
+        <w:jc w:val="both"/>
+        <w:rPr>
+          <w:rFonts w:ascii="Times New Roman" w:hAnsi="Times New Roman" w:cs="Times New Roman"/>
+          <w:sz w:val="28"/>
+          <w:szCs w:val="28"/>
+        </w:rPr>
+      </w:pPr>
+      <w:r>
+        <w:rPr>
+          <w:rFonts w:ascii="Times New Roman" w:hAnsi="Times New Roman" w:cs="Times New Roman"/>
+          <w:sz w:val="28"/>
+          <w:szCs w:val="28"/>
+        </w:rPr>
+        <w:t xml:space="preserve">  Сума: </w:t>
+      </w:r>
+      <w:r>
+        <w:rPr>
+          <w:rFonts w:ascii="Times New Roman" w:hAnsi="Times New Roman" w:cs="Times New Roman"/>
+          <w:sz w:val="28"/>
+          <w:szCs w:val="28"/>
+        </w:rPr>
+        <w:t>{carrierServiceAmount}</w:t>
+      </w:r>
+      <w:r>
+        <w:rPr>
+          <w:rFonts w:ascii="Times New Roman" w:hAnsi="Times New Roman" w:cs="Times New Roman"/>
+          <w:sz w:val="28"/>
+          <w:szCs w:val="28"/>
+          <w:lang w:val="uk-UA"/>
+        </w:rPr>
         <w:t xml:space="preserve"> </w:t>
       </w:r>
       <w:r>
@@ -263,25 +586,226 @@
           <w:sz w:val="28"/>
           <w:szCs w:val="28"/>
         </w:rPr>
-        <w:t>{cargoDetails}</w:t>
-      </w:r>
-    </w:p>
-    <w:p>
-      <w:pPr>
+        <w:t>грн. (</w:t>
+      </w:r>
+      <w:r>
+        <w:rPr>
+          <w:rFonts w:ascii="Times New Roman" w:hAnsi="Times New Roman" w:cs="Times New Roman"/>
+          <w:sz w:val="28"/>
+          <w:szCs w:val="28"/>
+        </w:rPr>
+        <w:t>{carrierServiceAmountWords}</w:t>
+      </w:r>
+      <w:r>
+        <w:rPr>
+          <w:rFonts w:ascii="Times New Roman" w:hAnsi="Times New Roman" w:cs="Times New Roman"/>
+          <w:sz w:val="28"/>
+          <w:szCs w:val="28"/>
+        </w:rPr>
+        <w:t>), без ПДВ.</w:t>
+      </w:r>
+    </w:p>
+    <w:p>
+      <w:pPr>
+        <w:jc w:val="both"/>
+        <w:rPr>
+          <w:rFonts w:ascii="Times New Roman" w:hAnsi="Times New Roman" w:cs="Times New Roman"/>
+          <w:sz w:val="28"/>
+          <w:szCs w:val="28"/>
+        </w:rPr>
+      </w:pPr>
+    </w:p>
+    <w:p>
+      <w:pPr>
+        <w:jc w:val="both"/>
+        <w:rPr>
+          <w:rFonts w:ascii="Times New Roman" w:hAnsi="Times New Roman" w:cs="Times New Roman"/>
+          <w:sz w:val="28"/>
+          <w:szCs w:val="28"/>
+        </w:rPr>
+      </w:pPr>
+      <w:r>
+        <w:rPr>
+          <w:rFonts w:ascii="Times New Roman" w:hAnsi="Times New Roman" w:cs="Times New Roman"/>
+          <w:sz w:val="28"/>
+          <w:szCs w:val="28"/>
+        </w:rPr>
+        <w:t>• Винагорода Експедитора (чистий дохід, що підлягає оподаткуванню єдиним податком за ставкою 5% та військовим збором 1% відповідно до п. 292.4 ПКУ):</w:t>
+      </w:r>
+    </w:p>
+    <w:p>
+      <w:pPr>
+        <w:jc w:val="both"/>
+        <w:rPr>
+          <w:rFonts w:ascii="Times New Roman" w:hAnsi="Times New Roman" w:cs="Times New Roman"/>
+          <w:sz w:val="28"/>
+          <w:szCs w:val="28"/>
+        </w:rPr>
+      </w:pPr>
+      <w:r>
+        <w:rPr>
+          <w:rFonts w:ascii="Times New Roman" w:hAnsi="Times New Roman" w:cs="Times New Roman"/>
+          <w:sz w:val="28"/>
+          <w:szCs w:val="28"/>
+        </w:rPr>
+        <w:t xml:space="preserve">  Сума: </w:t>
+      </w:r>
+      <w:r>
+        <w:rPr>
+          <w:rFonts w:ascii="Times New Roman" w:hAnsi="Times New Roman" w:cs="Times New Roman"/>
+          <w:sz w:val="28"/>
+          <w:szCs w:val="28"/>
+        </w:rPr>
+        <w:t>{forwarderRewardAmount}</w:t>
+      </w:r>
+      <w:r>
         <w:rPr>
           <w:rFonts w:ascii="Times New Roman" w:hAnsi="Times New Roman" w:cs="Times New Roman"/>
           <w:sz w:val="28"/>
           <w:szCs w:val="28"/>
           <w:lang w:val="uk-UA"/>
         </w:rPr>
-      </w:pPr>
-      <w:r>
-        <w:rPr>
-          <w:rFonts w:ascii="Times New Roman" w:hAnsi="Times New Roman" w:cs="Times New Roman"/>
-          <w:sz w:val="28"/>
-          <w:szCs w:val="28"/>
-        </w:rPr>
-        <w:t>• Автомобіль (марка, держ. номер тягача/причепа):</w:t>
+        <w:t xml:space="preserve"> </w:t>
+      </w:r>
+      <w:r>
+        <w:rPr>
+          <w:rFonts w:ascii="Times New Roman" w:hAnsi="Times New Roman" w:cs="Times New Roman"/>
+          <w:sz w:val="28"/>
+          <w:szCs w:val="28"/>
+        </w:rPr>
+        <w:t>грн. (</w:t>
+      </w:r>
+      <w:r>
+        <w:rPr>
+          <w:rFonts w:ascii="Times New Roman" w:hAnsi="Times New Roman" w:cs="Times New Roman"/>
+          <w:sz w:val="28"/>
+          <w:szCs w:val="28"/>
+        </w:rPr>
+        <w:t>{forwarderRewardAmountWords}</w:t>
+      </w:r>
+      <w:r>
+        <w:rPr>
+          <w:rFonts w:ascii="Times New Roman" w:hAnsi="Times New Roman" w:cs="Times New Roman"/>
+          <w:sz w:val="28"/>
+          <w:szCs w:val="28"/>
+        </w:rPr>
+        <w:t>), без ПДВ.</w:t>
+      </w:r>
+    </w:p>
+    <w:p>
+      <w:pPr>
+        <w:jc w:val="both"/>
+        <w:rPr>
+          <w:rFonts w:ascii="Times New Roman" w:hAnsi="Times New Roman" w:cs="Times New Roman"/>
+          <w:sz w:val="28"/>
+          <w:szCs w:val="28"/>
+        </w:rPr>
+      </w:pPr>
+    </w:p>
+    <w:p>
+      <w:pPr>
+        <w:jc w:val="both"/>
+        <w:rPr>
+          <w:rFonts w:ascii="Times New Roman" w:hAnsi="Times New Roman" w:cs="Times New Roman"/>
+          <w:sz w:val="28"/>
+          <w:szCs w:val="28"/>
+        </w:rPr>
+      </w:pPr>
+    </w:p>
+    <w:p>
+      <w:pPr>
+        <w:jc w:val="both"/>
+        <w:rPr>
+          <w:rFonts w:ascii="Times New Roman" w:hAnsi="Times New Roman" w:cs="Times New Roman"/>
+          <w:sz w:val="28"/>
+          <w:szCs w:val="28"/>
+        </w:rPr>
+      </w:pPr>
+      <w:r>
+        <w:rPr>
+          <w:rFonts w:ascii="Times New Roman" w:hAnsi="Times New Roman" w:cs="Times New Roman"/>
+          <w:sz w:val="28"/>
+          <w:szCs w:val="28"/>
+        </w:rPr>
+        <w:t>3. Додатки до цього Звіту (підтвердні документи):</w:t>
+      </w:r>
+    </w:p>
+    <w:p>
+      <w:pPr>
+        <w:jc w:val="both"/>
+        <w:rPr>
+          <w:rFonts w:ascii="Times New Roman" w:hAnsi="Times New Roman" w:cs="Times New Roman"/>
+          <w:sz w:val="28"/>
+          <w:szCs w:val="28"/>
+        </w:rPr>
+      </w:pPr>
+      <w:r>
+        <w:rPr>
+          <w:rFonts w:ascii="Times New Roman" w:hAnsi="Times New Roman" w:cs="Times New Roman"/>
+          <w:sz w:val="28"/>
+          <w:szCs w:val="28"/>
+        </w:rPr>
+        <w:t>1) Копія Договору-заявки із Замовником.</w:t>
+      </w:r>
+    </w:p>
+    <w:p>
+      <w:pPr>
+        <w:jc w:val="both"/>
+        <w:rPr>
+          <w:rFonts w:ascii="Times New Roman" w:hAnsi="Times New Roman" w:cs="Times New Roman"/>
+          <w:sz w:val="28"/>
+          <w:szCs w:val="28"/>
+        </w:rPr>
+      </w:pPr>
+      <w:r>
+        <w:rPr>
+          <w:rFonts w:ascii="Times New Roman" w:hAnsi="Times New Roman" w:cs="Times New Roman"/>
+          <w:sz w:val="28"/>
+          <w:szCs w:val="28"/>
+        </w:rPr>
+        <w:t>2) Копія Договору-заявки з фактичним Перевізником.</w:t>
+      </w:r>
+    </w:p>
+    <w:p>
+      <w:pPr>
+        <w:jc w:val="both"/>
+        <w:rPr>
+          <w:rFonts w:ascii="Times New Roman" w:hAnsi="Times New Roman" w:cs="Times New Roman"/>
+          <w:sz w:val="28"/>
+          <w:szCs w:val="28"/>
+        </w:rPr>
+      </w:pPr>
+      <w:r>
+        <w:rPr>
+          <w:rFonts w:ascii="Times New Roman" w:hAnsi="Times New Roman" w:cs="Times New Roman"/>
+          <w:sz w:val="28"/>
+          <w:szCs w:val="28"/>
+        </w:rPr>
+        <w:t xml:space="preserve">3) Оригінал Акта виконаних робіт від Перевізника на суму </w:t>
+      </w:r>
+      <w:r>
+        <w:rPr>
+          <w:rFonts w:ascii="Times New Roman" w:hAnsi="Times New Roman" w:cs="Times New Roman"/>
+          <w:sz w:val="28"/>
+          <w:szCs w:val="28"/>
+        </w:rPr>
+        <w:t>{</w:t>
+      </w:r>
+      <w:r>
+        <w:rPr>
+          <w:rFonts w:ascii="Times New Roman" w:hAnsi="Times New Roman" w:cs="Times New Roman"/>
+          <w:sz w:val="28"/>
+          <w:szCs w:val="28"/>
+        </w:rPr>
+        <w:t>carrierServiceAmount</w:t>
+      </w:r>
+      <w:r>
+        <w:rPr>
+          <w:rFonts w:ascii="Times New Roman" w:hAnsi="Times New Roman" w:cs="Times New Roman"/>
+          <w:sz w:val="28"/>
+          <w:szCs w:val="28"/>
+        </w:rPr>
+        <w:t>}</w:t>
       </w:r>
       <w:r>
         <w:rPr>
@@ -298,130 +822,75 @@
           <w:sz w:val="28"/>
           <w:szCs w:val="28"/>
         </w:rPr>
-        <w:t>{vehicleDetails}</w:t>
-      </w:r>
-    </w:p>
-    <w:p>
-      <w:pPr>
-        <w:rPr>
-          <w:rFonts w:ascii="Times New Roman" w:hAnsi="Times New Roman" w:cs="Times New Roman"/>
-          <w:sz w:val="28"/>
-          <w:szCs w:val="28"/>
-        </w:rPr>
-      </w:pPr>
-      <w:r>
-        <w:rPr>
-          <w:rFonts w:ascii="Times New Roman" w:hAnsi="Times New Roman" w:cs="Times New Roman"/>
-          <w:sz w:val="28"/>
-          <w:szCs w:val="28"/>
-        </w:rPr>
-        <w:t xml:space="preserve">• Фактичний Перевізник: </w:t>
-      </w:r>
-      <w:r>
-        <w:rPr>
-          <w:rFonts w:ascii="Times New Roman" w:hAnsi="Times New Roman" w:cs="Times New Roman"/>
-          <w:sz w:val="28"/>
-          <w:szCs w:val="28"/>
-        </w:rPr>
-        <w:t>{actualCarrierCompany}</w:t>
-      </w:r>
-    </w:p>
-    <w:p>
-      <w:pPr>
-        <w:jc w:val="both"/>
-        <w:rPr>
-          <w:rFonts w:ascii="Times New Roman" w:hAnsi="Times New Roman" w:cs="Times New Roman"/>
-          <w:sz w:val="28"/>
-          <w:szCs w:val="28"/>
-        </w:rPr>
-      </w:pPr>
-    </w:p>
-    <w:p>
-      <w:pPr>
-        <w:jc w:val="both"/>
-        <w:rPr>
-          <w:rFonts w:ascii="Times New Roman" w:hAnsi="Times New Roman" w:cs="Times New Roman"/>
-          <w:sz w:val="28"/>
-          <w:szCs w:val="28"/>
-        </w:rPr>
-      </w:pPr>
-      <w:r>
-        <w:rPr>
-          <w:rFonts w:ascii="Times New Roman" w:hAnsi="Times New Roman" w:cs="Times New Roman"/>
-          <w:sz w:val="28"/>
-          <w:szCs w:val="28"/>
-        </w:rPr>
-        <w:t>2. Фінансові показники за рейсом:</w:t>
-      </w:r>
-    </w:p>
-    <w:p>
-      <w:pPr>
-        <w:jc w:val="both"/>
+        <w:t>грн.</w:t>
+      </w:r>
+    </w:p>
+    <w:p>
+      <w:pPr>
+        <w:jc w:val="both"/>
+        <w:rPr>
+          <w:rFonts w:ascii="Times New Roman" w:hAnsi="Times New Roman" w:cs="Times New Roman"/>
+          <w:sz w:val="28"/>
+          <w:szCs w:val="28"/>
+        </w:rPr>
+      </w:pPr>
+      <w:r>
+        <w:rPr>
+          <w:rFonts w:ascii="Times New Roman" w:hAnsi="Times New Roman" w:cs="Times New Roman"/>
+          <w:sz w:val="28"/>
+          <w:szCs w:val="28"/>
+        </w:rPr>
+        <w:t>4) Копія товарно-транспортної накладної (ТТН) або міжнародної накладної (CMR).</w:t>
+      </w:r>
+    </w:p>
+    <w:p>
+      <w:pPr>
+        <w:jc w:val="both"/>
+        <w:rPr>
+          <w:rFonts w:ascii="Times New Roman" w:hAnsi="Times New Roman" w:cs="Times New Roman"/>
+          <w:sz w:val="28"/>
+          <w:szCs w:val="28"/>
+        </w:rPr>
+      </w:pPr>
+      <w:r>
+        <w:rPr>
+          <w:rFonts w:ascii="Times New Roman" w:hAnsi="Times New Roman" w:cs="Times New Roman"/>
+          <w:sz w:val="28"/>
+          <w:szCs w:val="28"/>
+        </w:rPr>
+        <w:t xml:space="preserve">5) Платіжне доручення (банківська виписка) про перерахування </w:t>
+      </w:r>
+      <w:r>
+        <w:rPr>
+          <w:rFonts w:ascii="Times New Roman" w:hAnsi="Times New Roman" w:cs="Times New Roman"/>
+          <w:sz w:val="28"/>
+          <w:szCs w:val="28"/>
+        </w:rPr>
+        <w:t>{</w:t>
+      </w:r>
+      <w:r>
+        <w:rPr>
+          <w:rFonts w:ascii="Times New Roman" w:hAnsi="Times New Roman" w:cs="Times New Roman"/>
+          <w:sz w:val="28"/>
+          <w:szCs w:val="28"/>
+        </w:rPr>
+        <w:t>carrierServiceAmount</w:t>
+      </w:r>
+      <w:r>
+        <w:rPr>
+          <w:rFonts w:ascii="Times New Roman" w:hAnsi="Times New Roman" w:cs="Times New Roman"/>
+          <w:sz w:val="28"/>
+          <w:szCs w:val="28"/>
+        </w:rPr>
+        <w:t>}</w:t>
+      </w:r>
+      <w:r>
         <w:rPr>
           <w:rFonts w:ascii="Times New Roman" w:hAnsi="Times New Roman" w:cs="Times New Roman"/>
           <w:sz w:val="28"/>
           <w:szCs w:val="28"/>
           <w:lang w:val="uk-UA"/>
         </w:rPr>
-      </w:pPr>
-      <w:r>
-        <w:rPr>
-          <w:rFonts w:ascii="Times New Roman" w:hAnsi="Times New Roman" w:cs="Times New Roman"/>
-          <w:sz w:val="28"/>
-          <w:szCs w:val="28"/>
-        </w:rPr>
-        <w:t xml:space="preserve">• Загальна вартість послуг, отримана від Замовника за організацію перевезення відповідно до Акта наданих послуг </w:t>
-      </w:r>
-      <w:r>
-        <w:rPr>
-          <w:rFonts w:ascii="Times New Roman" w:hAnsi="Times New Roman" w:cs="Times New Roman"/>
-          <w:sz w:val="28"/>
-          <w:szCs w:val="28"/>
-        </w:rPr>
-        <w:t>{actDate}</w:t>
-      </w:r>
-      <w:r>
-        <w:rPr>
-          <w:rFonts w:ascii="Times New Roman" w:hAnsi="Times New Roman" w:cs="Times New Roman"/>
-          <w:sz w:val="28"/>
-          <w:szCs w:val="28"/>
-          <w:lang w:val="uk-UA"/>
-        </w:rPr>
-        <w:t>.</w:t>
-      </w:r>
-    </w:p>
-    <w:p>
-      <w:pPr>
-        <w:jc w:val="both"/>
-        <w:rPr>
-          <w:rFonts w:ascii="Times New Roman" w:hAnsi="Times New Roman" w:cs="Times New Roman"/>
-          <w:sz w:val="28"/>
-          <w:szCs w:val="28"/>
-        </w:rPr>
-      </w:pPr>
-      <w:r>
-        <w:rPr>
-          <w:rFonts w:ascii="Times New Roman" w:hAnsi="Times New Roman" w:cs="Times New Roman"/>
-          <w:sz w:val="28"/>
-          <w:szCs w:val="28"/>
-        </w:rPr>
-        <w:t xml:space="preserve">  Сума: </w:t>
-      </w:r>
-      <w:r>
-        <w:rPr>
-          <w:rFonts w:ascii="Times New Roman" w:hAnsi="Times New Roman" w:cs="Times New Roman"/>
-          <w:sz w:val="28"/>
-          <w:szCs w:val="28"/>
-        </w:rPr>
-        <w:t>{customerServiceAmount}</w:t>
-      </w:r>
-      <w:r>
-        <w:rPr>
-          <w:rFonts w:ascii="Times New Roman" w:hAnsi="Times New Roman" w:cs="Times New Roman"/>
-          <w:sz w:val="28"/>
-          <w:szCs w:val="28"/>
-          <w:lang w:val="uk-UA"/>
-        </w:rPr>
         <w:t xml:space="preserve"> </w:t>
       </w:r>
       <w:r>
@@ -430,425 +899,7 @@
           <w:sz w:val="28"/>
           <w:szCs w:val="28"/>
         </w:rPr>
-        <w:t>грн. (</w:t>
-      </w:r>
-      <w:r>
-        <w:rPr>
-          <w:rFonts w:ascii="Times New Roman" w:hAnsi="Times New Roman" w:cs="Times New Roman"/>
-          <w:sz w:val="28"/>
-          <w:szCs w:val="28"/>
-        </w:rPr>
-        <w:t>{customerServiceAmountWords}</w:t>
-      </w:r>
-      <w:r>
-        <w:rPr>
-          <w:rFonts w:ascii="Times New Roman" w:hAnsi="Times New Roman" w:cs="Times New Roman"/>
-          <w:sz w:val="28"/>
-          <w:szCs w:val="28"/>
-        </w:rPr>
-        <w:t>), без ПДВ.</w:t>
-      </w:r>
-    </w:p>
-    <w:p>
-      <w:pPr>
-        <w:jc w:val="both"/>
-        <w:rPr>
-          <w:rFonts w:ascii="Times New Roman" w:hAnsi="Times New Roman" w:cs="Times New Roman"/>
-          <w:sz w:val="28"/>
-          <w:szCs w:val="28"/>
-        </w:rPr>
-      </w:pPr>
-    </w:p>
-    <w:p>
-      <w:pPr>
-        <w:jc w:val="both"/>
-        <w:rPr>
-          <w:rFonts w:ascii="Times New Roman" w:hAnsi="Times New Roman" w:cs="Times New Roman"/>
-          <w:sz w:val="28"/>
-          <w:szCs w:val="28"/>
-          <w:lang w:val="uk-UA"/>
-        </w:rPr>
-      </w:pPr>
-      <w:r>
-        <w:rPr>
-          <w:rFonts w:ascii="Times New Roman" w:hAnsi="Times New Roman" w:cs="Times New Roman"/>
-          <w:sz w:val="28"/>
-          <w:szCs w:val="28"/>
-        </w:rPr>
-        <w:t xml:space="preserve">• Транзитні кошти (витрати на оплату послуг залученого фактичного Перевізника) відповідно до Акта виконаних робіт </w:t>
-      </w:r>
-      <w:r>
-        <w:rPr>
-          <w:rFonts w:ascii="Times New Roman" w:hAnsi="Times New Roman" w:cs="Times New Roman"/>
-          <w:sz w:val="28"/>
-          <w:szCs w:val="28"/>
-        </w:rPr>
-        <w:t>{carrierActDetails}</w:t>
-      </w:r>
-      <w:r>
-        <w:rPr>
-          <w:rFonts w:ascii="Times New Roman" w:hAnsi="Times New Roman" w:cs="Times New Roman"/>
-          <w:sz w:val="28"/>
-          <w:szCs w:val="28"/>
-          <w:lang w:val="uk-UA"/>
-        </w:rPr>
-        <w:t>.</w:t>
-      </w:r>
-    </w:p>
-    <w:p>
-      <w:pPr>
-        <w:jc w:val="both"/>
-        <w:rPr>
-          <w:rFonts w:ascii="Times New Roman" w:hAnsi="Times New Roman" w:cs="Times New Roman"/>
-          <w:sz w:val="28"/>
-          <w:szCs w:val="28"/>
-        </w:rPr>
-      </w:pPr>
-      <w:r>
-        <w:rPr>
-          <w:rFonts w:ascii="Times New Roman" w:hAnsi="Times New Roman" w:cs="Times New Roman"/>
-          <w:sz w:val="28"/>
-          <w:szCs w:val="28"/>
-        </w:rPr>
-        <w:t xml:space="preserve">  Сума: </w:t>
-      </w:r>
-      <w:r>
-        <w:rPr>
-          <w:rFonts w:ascii="Times New Roman" w:hAnsi="Times New Roman" w:cs="Times New Roman"/>
-          <w:sz w:val="28"/>
-          <w:szCs w:val="28"/>
-        </w:rPr>
-        <w:t>{carrierServiceAmount}</w:t>
-      </w:r>
-      <w:r>
-        <w:rPr>
-          <w:rFonts w:ascii="Times New Roman" w:hAnsi="Times New Roman" w:cs="Times New Roman"/>
-          <w:sz w:val="28"/>
-          <w:szCs w:val="28"/>
-          <w:lang w:val="uk-UA"/>
-        </w:rPr>
-        <w:t xml:space="preserve"> </w:t>
-      </w:r>
-      <w:r>
-        <w:rPr>
-          <w:rFonts w:ascii="Times New Roman" w:hAnsi="Times New Roman" w:cs="Times New Roman"/>
-          <w:sz w:val="28"/>
-          <w:szCs w:val="28"/>
-        </w:rPr>
-        <w:t>грн. (</w:t>
-      </w:r>
-      <w:r>
-        <w:rPr>
-          <w:rFonts w:ascii="Times New Roman" w:hAnsi="Times New Roman" w:cs="Times New Roman"/>
-          <w:sz w:val="28"/>
-          <w:szCs w:val="28"/>
-        </w:rPr>
-        <w:t>{carrierServiceAmountWords}</w:t>
-      </w:r>
-      <w:r>
-        <w:rPr>
-          <w:rFonts w:ascii="Times New Roman" w:hAnsi="Times New Roman" w:cs="Times New Roman"/>
-          <w:sz w:val="28"/>
-          <w:szCs w:val="28"/>
-        </w:rPr>
-        <w:t>), без ПДВ.</w:t>
-      </w:r>
-    </w:p>
-    <w:p>
-      <w:pPr>
-        <w:jc w:val="both"/>
-        <w:rPr>
-          <w:rFonts w:ascii="Times New Roman" w:hAnsi="Times New Roman" w:cs="Times New Roman"/>
-          <w:sz w:val="28"/>
-          <w:szCs w:val="28"/>
-        </w:rPr>
-      </w:pPr>
-    </w:p>
-    <w:p>
-      <w:pPr>
-        <w:jc w:val="both"/>
-        <w:rPr>
-          <w:rFonts w:ascii="Times New Roman" w:hAnsi="Times New Roman" w:cs="Times New Roman"/>
-          <w:sz w:val="28"/>
-          <w:szCs w:val="28"/>
-        </w:rPr>
-      </w:pPr>
-      <w:r>
-        <w:rPr>
-          <w:rFonts w:ascii="Times New Roman" w:hAnsi="Times New Roman" w:cs="Times New Roman"/>
-          <w:sz w:val="28"/>
-          <w:szCs w:val="28"/>
-        </w:rPr>
-        <w:t>• Винагорода Експедитора (чистий дохід, що підлягає оподаткуванню єдиним податком за ставкою 5% та військовим збором 1% відповідно до п. 292.4 ПКУ):</w:t>
-      </w:r>
-    </w:p>
-    <w:p>
-      <w:pPr>
-        <w:jc w:val="both"/>
-        <w:rPr>
-          <w:rFonts w:ascii="Times New Roman" w:hAnsi="Times New Roman" w:cs="Times New Roman"/>
-          <w:sz w:val="28"/>
-          <w:szCs w:val="28"/>
-        </w:rPr>
-      </w:pPr>
-      <w:r>
-        <w:rPr>
-          <w:rFonts w:ascii="Times New Roman" w:hAnsi="Times New Roman" w:cs="Times New Roman"/>
-          <w:sz w:val="28"/>
-          <w:szCs w:val="28"/>
-        </w:rPr>
-        <w:t xml:space="preserve">  Сума: </w:t>
-      </w:r>
-      <w:r>
-        <w:rPr>
-          <w:rFonts w:ascii="Times New Roman" w:hAnsi="Times New Roman" w:cs="Times New Roman"/>
-          <w:sz w:val="28"/>
-          <w:szCs w:val="28"/>
-        </w:rPr>
-        <w:t>{forwarderRewardAmount}</w:t>
-      </w:r>
-      <w:r>
-        <w:rPr>
-          <w:rFonts w:ascii="Times New Roman" w:hAnsi="Times New Roman" w:cs="Times New Roman"/>
-          <w:sz w:val="28"/>
-          <w:szCs w:val="28"/>
-          <w:lang w:val="uk-UA"/>
-        </w:rPr>
-        <w:t xml:space="preserve"> </w:t>
-      </w:r>
-      <w:r>
-        <w:rPr>
-          <w:rFonts w:ascii="Times New Roman" w:hAnsi="Times New Roman" w:cs="Times New Roman"/>
-          <w:sz w:val="28"/>
-          <w:szCs w:val="28"/>
-        </w:rPr>
-        <w:t>грн. (</w:t>
-      </w:r>
-      <w:r>
-        <w:rPr>
-          <w:rFonts w:ascii="Times New Roman" w:hAnsi="Times New Roman" w:cs="Times New Roman"/>
-          <w:sz w:val="28"/>
-          <w:szCs w:val="28"/>
-        </w:rPr>
-        <w:t>{forwarderRewardAmountWords}</w:t>
-      </w:r>
-      <w:r>
-        <w:rPr>
-          <w:rFonts w:ascii="Times New Roman" w:hAnsi="Times New Roman" w:cs="Times New Roman"/>
-          <w:sz w:val="28"/>
-          <w:szCs w:val="28"/>
-        </w:rPr>
-        <w:t>), без ПДВ.</w:t>
-      </w:r>
-    </w:p>
-    <w:p>
-      <w:pPr>
-        <w:jc w:val="both"/>
-        <w:rPr>
-          <w:rFonts w:ascii="Times New Roman" w:hAnsi="Times New Roman" w:cs="Times New Roman"/>
-          <w:sz w:val="28"/>
-          <w:szCs w:val="28"/>
-        </w:rPr>
-      </w:pPr>
-    </w:p>
-    <w:p>
-      <w:pPr>
-        <w:jc w:val="both"/>
-        <w:rPr>
-          <w:rFonts w:ascii="Times New Roman" w:hAnsi="Times New Roman" w:cs="Times New Roman"/>
-          <w:sz w:val="28"/>
-          <w:szCs w:val="28"/>
-        </w:rPr>
-      </w:pPr>
-    </w:p>
-    <w:p>
-      <w:pPr>
-        <w:jc w:val="both"/>
-        <w:rPr>
-          <w:rFonts w:ascii="Times New Roman" w:hAnsi="Times New Roman" w:cs="Times New Roman"/>
-          <w:sz w:val="28"/>
-          <w:szCs w:val="28"/>
-        </w:rPr>
-      </w:pPr>
-      <w:r>
-        <w:rPr>
-          <w:rFonts w:ascii="Times New Roman" w:hAnsi="Times New Roman" w:cs="Times New Roman"/>
-          <w:sz w:val="28"/>
-          <w:szCs w:val="28"/>
-        </w:rPr>
-        <w:t>3. Додатки до цього Звіту (підтвердні документи):</w:t>
-      </w:r>
-    </w:p>
-    <w:p>
-      <w:pPr>
-        <w:jc w:val="both"/>
-        <w:rPr>
-          <w:rFonts w:ascii="Times New Roman" w:hAnsi="Times New Roman" w:cs="Times New Roman"/>
-          <w:sz w:val="28"/>
-          <w:szCs w:val="28"/>
-        </w:rPr>
-      </w:pPr>
-      <w:r>
-        <w:rPr>
-          <w:rFonts w:ascii="Times New Roman" w:hAnsi="Times New Roman" w:cs="Times New Roman"/>
-          <w:sz w:val="28"/>
-          <w:szCs w:val="28"/>
-        </w:rPr>
-        <w:t>1) Копія Договору-заявки із Замовником.</w:t>
-      </w:r>
-    </w:p>
-    <w:p>
-      <w:pPr>
-        <w:jc w:val="both"/>
-        <w:rPr>
-          <w:rFonts w:ascii="Times New Roman" w:hAnsi="Times New Roman" w:cs="Times New Roman"/>
-          <w:sz w:val="28"/>
-          <w:szCs w:val="28"/>
-        </w:rPr>
-      </w:pPr>
-      <w:r>
-        <w:rPr>
-          <w:rFonts w:ascii="Times New Roman" w:hAnsi="Times New Roman" w:cs="Times New Roman"/>
-          <w:sz w:val="28"/>
-          <w:szCs w:val="28"/>
-        </w:rPr>
-        <w:t>2) Копія Договору-заявки з фактичним Перевізником.</w:t>
-      </w:r>
-    </w:p>
-    <w:p>
-      <w:pPr>
-        <w:jc w:val="both"/>
-        <w:rPr>
-          <w:rFonts w:ascii="Times New Roman" w:hAnsi="Times New Roman" w:cs="Times New Roman"/>
-          <w:sz w:val="28"/>
-          <w:szCs w:val="28"/>
-        </w:rPr>
-      </w:pPr>
-      <w:r>
-        <w:rPr>
-          <w:rFonts w:ascii="Times New Roman" w:hAnsi="Times New Roman" w:cs="Times New Roman"/>
-          <w:sz w:val="28"/>
-          <w:szCs w:val="28"/>
-        </w:rPr>
-        <w:t xml:space="preserve">3) Оригінал Акта виконаних робіт від Перевізника на суму </w:t>
-      </w:r>
-      <w:r>
-        <w:rPr>
-          <w:rFonts w:ascii="Times New Roman" w:hAnsi="Times New Roman" w:cs="Times New Roman"/>
-          <w:sz w:val="28"/>
-          <w:szCs w:val="28"/>
-        </w:rPr>
-        <w:t>{</w:t>
-      </w:r>
-      <w:r>
-        <w:rPr>
-          <w:rFonts w:ascii="Times New Roman" w:hAnsi="Times New Roman" w:cs="Times New Roman"/>
-          <w:sz w:val="28"/>
-          <w:szCs w:val="28"/>
-        </w:rPr>
-        <w:t>carrierServiceAmount</w:t>
-      </w:r>
-      <w:r>
-        <w:rPr>
-          <w:rFonts w:ascii="Times New Roman" w:hAnsi="Times New Roman" w:cs="Times New Roman"/>
-          <w:sz w:val="28"/>
-          <w:szCs w:val="28"/>
-        </w:rPr>
-        <w:t>}</w:t>
-      </w:r>
-      <w:r>
-        <w:rPr>
-          <w:rFonts w:ascii="Times New Roman" w:hAnsi="Times New Roman" w:cs="Times New Roman"/>
-          <w:sz w:val="28"/>
-          <w:szCs w:val="28"/>
-          <w:lang w:val="uk-UA"/>
-        </w:rPr>
-        <w:t xml:space="preserve"> </w:t>
-      </w:r>
-      <w:r>
-        <w:rPr>
-          <w:rFonts w:ascii="Times New Roman" w:hAnsi="Times New Roman" w:cs="Times New Roman"/>
-          <w:sz w:val="28"/>
-          <w:szCs w:val="28"/>
-        </w:rPr>
-        <w:t>грн.</w:t>
-      </w:r>
-    </w:p>
-    <w:p>
-      <w:pPr>
-        <w:jc w:val="both"/>
-        <w:rPr>
-          <w:rFonts w:ascii="Times New Roman" w:hAnsi="Times New Roman" w:cs="Times New Roman"/>
-          <w:sz w:val="28"/>
-          <w:szCs w:val="28"/>
-        </w:rPr>
-      </w:pPr>
-      <w:r>
-        <w:rPr>
-          <w:rFonts w:ascii="Times New Roman" w:hAnsi="Times New Roman" w:cs="Times New Roman"/>
-          <w:sz w:val="28"/>
-          <w:szCs w:val="28"/>
-        </w:rPr>
-        <w:t>4) Копія товарно-транспортної накладної (ТТН) або міжнародної накладної (CMR).</w:t>
-      </w:r>
-    </w:p>
-    <w:p>
-      <w:pPr>
-        <w:jc w:val="both"/>
-        <w:rPr>
-          <w:rFonts w:ascii="Times New Roman" w:hAnsi="Times New Roman" w:cs="Times New Roman"/>
-          <w:sz w:val="28"/>
-          <w:szCs w:val="28"/>
-        </w:rPr>
-      </w:pPr>
-      <w:r>
-        <w:rPr>
-          <w:rFonts w:ascii="Times New Roman" w:hAnsi="Times New Roman" w:cs="Times New Roman"/>
-          <w:sz w:val="28"/>
-          <w:szCs w:val="28"/>
-        </w:rPr>
-        <w:t xml:space="preserve">5) Платіжне доручення (банківська виписка) про перерахування </w:t>
-      </w:r>
-      <w:r>
-        <w:rPr>
-          <w:rFonts w:ascii="Times New Roman" w:hAnsi="Times New Roman" w:cs="Times New Roman"/>
-          <w:sz w:val="28"/>
-          <w:szCs w:val="28"/>
-        </w:rPr>
-        <w:t>{</w:t>
-      </w:r>
-      <w:r>
-        <w:rPr>
-          <w:rFonts w:ascii="Times New Roman" w:hAnsi="Times New Roman" w:cs="Times New Roman"/>
-          <w:sz w:val="28"/>
-          <w:szCs w:val="28"/>
-        </w:rPr>
-        <w:t>carrierServiceAmount</w:t>
-      </w:r>
-      <w:r>
-        <w:rPr>
-          <w:rFonts w:ascii="Times New Roman" w:hAnsi="Times New Roman" w:cs="Times New Roman"/>
-          <w:sz w:val="28"/>
-          <w:szCs w:val="28"/>
-        </w:rPr>
-        <w:t>}</w:t>
-      </w:r>
-      <w:r>
-        <w:rPr>
-          <w:rFonts w:ascii="Times New Roman" w:hAnsi="Times New Roman" w:cs="Times New Roman"/>
-          <w:sz w:val="28"/>
-          <w:szCs w:val="28"/>
-          <w:lang w:val="uk-UA"/>
-        </w:rPr>
-        <w:t xml:space="preserve"> </w:t>
-      </w:r>
-      <w:r>
-        <w:rPr>
-          <w:rFonts w:ascii="Times New Roman" w:hAnsi="Times New Roman" w:cs="Times New Roman"/>
-          <w:sz w:val="28"/>
-          <w:szCs w:val="28"/>
-        </w:rPr>
-        <w:t>грн на рахунок Перевізника.</w:t>
+        <w:t>грн на рахунок Перевізника</w:t>
       </w:r>
     </w:p>
     <w:p>
@@ -1393,6 +1444,7 @@
   <w:style w:type="character" w:default="1" w:styleId="DefaultParagraphFont">
     <w:name w:val="Default Paragraph Font"/>
     <w:uiPriority w:val="1"/>
+    <w:semiHidden/>
     <w:unhideWhenUsed/>
   </w:style>
   <w:style w:type="table" w:default="1" w:styleId="TableNormal">
@@ -1415,6 +1467,22 @@
     <w:uiPriority w:val="99"/>
     <w:semiHidden/>
     <w:unhideWhenUsed/>
+  </w:style>
+  <w:style w:type="table" w:styleId="TableGrid">
+    <w:name w:val="Table Grid"/>
+    <w:basedOn w:val="TableNormal"/>
+    <w:uiPriority w:val="39"/>
+    <w:rsid w:val="002E16CE"/>
+    <w:tblPr>
+      <w:tblBorders>
+        <w:top w:val="single" w:sz="4" w:space="0" w:color="auto"/>
+        <w:left w:val="single" w:sz="4" w:space="0" w:color="auto"/>
+        <w:bottom w:val="single" w:sz="4" w:space="0" w:color="auto"/>
+        <w:right w:val="single" w:sz="4" w:space="0" w:color="auto"/>
+        <w:insideH w:val="single" w:sz="4" w:space="0" w:color="auto"/>
+        <w:insideV w:val="single" w:sz="4" w:space="0" w:color="auto"/>
+      </w:tblBorders>
+    </w:tblPr>
   </w:style>
 </w:styles>
 </file>
